--- a/AllPlotsTable.docx
+++ b/AllPlotsTable.docx
@@ -99,19 +99,19 @@
               <w:jc w:val="left"/>
             </w:pPr>
             <w:r>
-              <w:t xml:space="preserve">0.496 [0.372, 0.620]</w:t>
-            </w:r>
-          </w:p>
-        </w:tc>
-        <w:tc>
-          <w:tcPr/>
-          <w:p>
-            <w:pPr>
-              <w:pStyle w:val="Compact"/>
-              <w:jc w:val="left"/>
-            </w:pPr>
-            <w:r>
-              <w:t xml:space="preserve">0.482 [0.349, 0.615]</w:t>
+              <w:t xml:space="preserve">0.496 [0.372, 0.621]</w:t>
+            </w:r>
+          </w:p>
+        </w:tc>
+        <w:tc>
+          <w:tcPr/>
+          <w:p>
+            <w:pPr>
+              <w:pStyle w:val="Compact"/>
+              <w:jc w:val="left"/>
+            </w:pPr>
+            <w:r>
+              <w:t xml:space="preserve">0.482 [0.349, 0.616]</w:t>
             </w:r>
           </w:p>
         </w:tc>
@@ -447,7 +447,7 @@
               <w:jc w:val="left"/>
             </w:pPr>
             <w:r>
-              <w:t xml:space="preserve">0.009 [-0.022, 0.039]</w:t>
+              <w:t xml:space="preserve">0.009 [-0.022, 0.040]</w:t>
             </w:r>
           </w:p>
         </w:tc>
@@ -737,19 +737,19 @@
               <w:jc w:val="left"/>
             </w:pPr>
             <w:r>
-              <w:t xml:space="preserve">0.265</w:t>
-            </w:r>
-          </w:p>
-        </w:tc>
-        <w:tc>
-          <w:tcPr/>
-          <w:p>
-            <w:pPr>
-              <w:pStyle w:val="Compact"/>
-              <w:jc w:val="left"/>
-            </w:pPr>
-            <w:r>
-              <w:t xml:space="preserve">0.262</w:t>
+              <w:t xml:space="preserve">0.266</w:t>
+            </w:r>
+          </w:p>
+        </w:tc>
+        <w:tc>
+          <w:tcPr/>
+          <w:p>
+            <w:pPr>
+              <w:pStyle w:val="Compact"/>
+              <w:jc w:val="left"/>
+            </w:pPr>
+            <w:r>
+              <w:t xml:space="preserve">0.263</w:t>
             </w:r>
           </w:p>
         </w:tc>
